--- a/CyberSecurity_Essentials/Netdiscover.docx
+++ b/CyberSecurity_Essentials/Netdiscover.docx
@@ -135,7 +135,7 @@
           <w:b/>
           <w:bCs/>
         </w:rPr>
-        <w:t>ip -a</w:t>
+        <w:t>ip a</w:t>
       </w:r>
     </w:p>
     <w:p>
@@ -687,13 +687,13 @@
       <w:t>0</w:t>
     </w:r>
     <w:r>
-      <w:t>6</w:t>
+      <w:t>9</w:t>
     </w:r>
     <w:r>
       <w:t>/</w:t>
     </w:r>
     <w:r>
-      <w:t>08</w:t>
+      <w:t>11</w:t>
     </w:r>
     <w:r>
       <w:t>/20</w:t>
@@ -6351,7 +6351,7 @@
   <w:style w:type="paragraph" w:default="1" w:styleId="Normal">
     <w:name w:val="Normal"/>
     <w:qFormat/>
-    <w:rsid w:val="00E7369F"/>
+    <w:rsid w:val="00A86E43"/>
     <w:pPr>
       <w:spacing w:before="160" w:after="80" w:line="336" w:lineRule="auto"/>
     </w:pPr>
@@ -6367,7 +6367,7 @@
     <w:next w:val="Normal"/>
     <w:link w:val="Heading1Char"/>
     <w:qFormat/>
-    <w:rsid w:val="00E7369F"/>
+    <w:rsid w:val="00A86E43"/>
     <w:pPr>
       <w:keepNext/>
       <w:spacing w:before="400" w:after="200" w:line="240" w:lineRule="auto"/>
@@ -6387,7 +6387,7 @@
     <w:next w:val="Normal"/>
     <w:link w:val="Heading2Char"/>
     <w:qFormat/>
-    <w:rsid w:val="00E7369F"/>
+    <w:rsid w:val="00A86E43"/>
     <w:pPr>
       <w:keepNext/>
       <w:pBdr>
@@ -6411,7 +6411,7 @@
     <w:next w:val="Normal"/>
     <w:link w:val="Heading3Char"/>
     <w:qFormat/>
-    <w:rsid w:val="00E7369F"/>
+    <w:rsid w:val="00A86E43"/>
     <w:pPr>
       <w:keepNext/>
       <w:autoSpaceDE w:val="0"/>
@@ -6432,7 +6432,7 @@
     <w:uiPriority w:val="1"/>
     <w:semiHidden/>
     <w:unhideWhenUsed/>
-    <w:rsid w:val="00E7369F"/>
+    <w:rsid w:val="00A86E43"/>
   </w:style>
   <w:style w:type="table" w:default="1" w:styleId="TableNormal">
     <w:name w:val="Normal Table"/>
@@ -6454,14 +6454,14 @@
     <w:uiPriority w:val="99"/>
     <w:semiHidden/>
     <w:unhideWhenUsed/>
-    <w:rsid w:val="00E7369F"/>
+    <w:rsid w:val="00A86E43"/>
   </w:style>
   <w:style w:type="paragraph" w:styleId="ListParagraph">
     <w:name w:val="List Paragraph"/>
     <w:basedOn w:val="Normal"/>
     <w:uiPriority w:val="34"/>
     <w:qFormat/>
-    <w:rsid w:val="00E7369F"/>
+    <w:rsid w:val="00A86E43"/>
     <w:pPr>
       <w:ind w:left="720"/>
     </w:pPr>
@@ -6470,7 +6470,7 @@
     <w:name w:val="header"/>
     <w:basedOn w:val="Normal"/>
     <w:link w:val="HeaderChar"/>
-    <w:rsid w:val="00E7369F"/>
+    <w:rsid w:val="00A86E43"/>
     <w:pPr>
       <w:tabs>
         <w:tab w:val="left" w:pos="5040"/>
@@ -6496,7 +6496,7 @@
     <w:name w:val="footer"/>
     <w:basedOn w:val="Normal"/>
     <w:link w:val="FooterChar"/>
-    <w:rsid w:val="00E7369F"/>
+    <w:rsid w:val="00A86E43"/>
     <w:pPr>
       <w:pBdr>
         <w:top w:val="single" w:sz="4" w:space="1" w:color="auto"/>
@@ -6554,7 +6554,7 @@
   </w:style>
   <w:style w:type="character" w:styleId="Hyperlink">
     <w:name w:val="Hyperlink"/>
-    <w:rsid w:val="00E7369F"/>
+    <w:rsid w:val="00A86E43"/>
     <w:rPr>
       <w:color w:val="0000FF"/>
       <w:u w:val="single"/>
@@ -6562,7 +6562,7 @@
   </w:style>
   <w:style w:type="character" w:styleId="FollowedHyperlink">
     <w:name w:val="FollowedHyperlink"/>
-    <w:rsid w:val="00E7369F"/>
+    <w:rsid w:val="00A86E43"/>
     <w:rPr>
       <w:color w:val="800080"/>
       <w:u w:val="single"/>
@@ -6610,7 +6610,7 @@
   <w:style w:type="paragraph" w:customStyle="1" w:styleId="NumberedHeading2">
     <w:name w:val="Numbered Heading 2"/>
     <w:basedOn w:val="Normal"/>
-    <w:rsid w:val="00E7369F"/>
+    <w:rsid w:val="00A86E43"/>
     <w:pPr>
       <w:numPr>
         <w:numId w:val="1"/>
@@ -6620,7 +6620,7 @@
   <w:style w:type="paragraph" w:customStyle="1" w:styleId="Outlinenumbering">
     <w:name w:val="Outline numbering"/>
     <w:basedOn w:val="Normal"/>
-    <w:rsid w:val="00E7369F"/>
+    <w:rsid w:val="00A86E43"/>
     <w:pPr>
       <w:numPr>
         <w:numId w:val="2"/>
@@ -6638,7 +6638,7 @@
   <w:style w:type="character" w:styleId="PageNumber">
     <w:name w:val="page number"/>
     <w:basedOn w:val="DefaultParagraphFont"/>
-    <w:rsid w:val="00E7369F"/>
+    <w:rsid w:val="00A86E43"/>
   </w:style>
   <w:style w:type="character" w:styleId="PlaceholderText">
     <w:name w:val="Placeholder Text"/>
@@ -6678,7 +6678,7 @@
     <w:uiPriority w:val="39"/>
     <w:unhideWhenUsed/>
     <w:qFormat/>
-    <w:rsid w:val="00E7369F"/>
+    <w:rsid w:val="00A86E43"/>
     <w:pPr>
       <w:keepLines/>
       <w:spacing w:after="0" w:line="259" w:lineRule="auto"/>
@@ -6695,7 +6695,7 @@
     <w:name w:val="Code"/>
     <w:basedOn w:val="Normal"/>
     <w:qFormat/>
-    <w:rsid w:val="00E7369F"/>
+    <w:rsid w:val="00A86E43"/>
     <w:pPr>
       <w:spacing w:before="80" w:line="240" w:lineRule="auto"/>
     </w:pPr>
@@ -6711,7 +6711,7 @@
     <w:uiPriority w:val="39"/>
     <w:semiHidden/>
     <w:unhideWhenUsed/>
-    <w:rsid w:val="00E7369F"/>
+    <w:rsid w:val="00A86E43"/>
     <w:pPr>
       <w:spacing w:after="100" w:line="240" w:lineRule="auto"/>
     </w:pPr>
@@ -6724,7 +6724,7 @@
     <w:uiPriority w:val="39"/>
     <w:semiHidden/>
     <w:unhideWhenUsed/>
-    <w:rsid w:val="00E7369F"/>
+    <w:rsid w:val="00A86E43"/>
     <w:pPr>
       <w:spacing w:after="100" w:line="240" w:lineRule="auto"/>
       <w:ind w:left="202"/>
@@ -6738,7 +6738,7 @@
     <w:uiPriority w:val="39"/>
     <w:semiHidden/>
     <w:unhideWhenUsed/>
-    <w:rsid w:val="00E7369F"/>
+    <w:rsid w:val="00A86E43"/>
     <w:pPr>
       <w:spacing w:after="100" w:line="240" w:lineRule="auto"/>
       <w:ind w:left="403"/>
@@ -6948,6 +6948,7 @@
     <w:rsid w:val="005D2DD5"/>
     <w:rsid w:val="006D0530"/>
     <w:rsid w:val="00843FF3"/>
+    <w:rsid w:val="00997772"/>
     <w:rsid w:val="00AB0CDD"/>
     <w:rsid w:val="00BC6262"/>
   </w:rsids>

--- a/CyberSecurity_Essentials/Netdiscover.docx
+++ b/CyberSecurity_Essentials/Netdiscover.docx
@@ -452,20 +452,6 @@
             <w:tcW w:w="9350" w:type="dxa"/>
             <w:shd w:val="clear" w:color="auto" w:fill="EAF1DD" w:themeFill="accent3" w:themeFillTint="33"/>
           </w:tcPr>
-          <w:p>
-            <w:pPr>
-              <w:pStyle w:val="Code"/>
-            </w:pPr>
-            <w:r>
-              <w:t># sudo netdiscover -r &lt;range&gt; -P</w:t>
-            </w:r>
-            <w:r>
-              <w:t xml:space="preserve"> </w:t>
-            </w:r>
-            <w:r>
-              <w:t>ls</w:t>
-            </w:r>
-          </w:p>
           <w:p>
             <w:pPr>
               <w:pStyle w:val="Code"/>
@@ -693,7 +679,7 @@
       <w:t>/</w:t>
     </w:r>
     <w:r>
-      <w:t>11</w:t>
+      <w:t>12</w:t>
     </w:r>
     <w:r>
       <w:t>/20</w:t>
@@ -6351,7 +6337,7 @@
   <w:style w:type="paragraph" w:default="1" w:styleId="Normal">
     <w:name w:val="Normal"/>
     <w:qFormat/>
-    <w:rsid w:val="00A86E43"/>
+    <w:rsid w:val="00B61134"/>
     <w:pPr>
       <w:spacing w:before="160" w:after="80" w:line="336" w:lineRule="auto"/>
     </w:pPr>
@@ -6367,7 +6353,7 @@
     <w:next w:val="Normal"/>
     <w:link w:val="Heading1Char"/>
     <w:qFormat/>
-    <w:rsid w:val="00A86E43"/>
+    <w:rsid w:val="00B61134"/>
     <w:pPr>
       <w:keepNext/>
       <w:spacing w:before="400" w:after="200" w:line="240" w:lineRule="auto"/>
@@ -6387,7 +6373,7 @@
     <w:next w:val="Normal"/>
     <w:link w:val="Heading2Char"/>
     <w:qFormat/>
-    <w:rsid w:val="00A86E43"/>
+    <w:rsid w:val="00B61134"/>
     <w:pPr>
       <w:keepNext/>
       <w:pBdr>
@@ -6411,7 +6397,7 @@
     <w:next w:val="Normal"/>
     <w:link w:val="Heading3Char"/>
     <w:qFormat/>
-    <w:rsid w:val="00A86E43"/>
+    <w:rsid w:val="00B61134"/>
     <w:pPr>
       <w:keepNext/>
       <w:autoSpaceDE w:val="0"/>
@@ -6432,7 +6418,7 @@
     <w:uiPriority w:val="1"/>
     <w:semiHidden/>
     <w:unhideWhenUsed/>
-    <w:rsid w:val="00A86E43"/>
+    <w:rsid w:val="00B61134"/>
   </w:style>
   <w:style w:type="table" w:default="1" w:styleId="TableNormal">
     <w:name w:val="Normal Table"/>
@@ -6454,14 +6440,14 @@
     <w:uiPriority w:val="99"/>
     <w:semiHidden/>
     <w:unhideWhenUsed/>
-    <w:rsid w:val="00A86E43"/>
+    <w:rsid w:val="00B61134"/>
   </w:style>
   <w:style w:type="paragraph" w:styleId="ListParagraph">
     <w:name w:val="List Paragraph"/>
     <w:basedOn w:val="Normal"/>
     <w:uiPriority w:val="34"/>
     <w:qFormat/>
-    <w:rsid w:val="00A86E43"/>
+    <w:rsid w:val="00B61134"/>
     <w:pPr>
       <w:ind w:left="720"/>
     </w:pPr>
@@ -6470,7 +6456,7 @@
     <w:name w:val="header"/>
     <w:basedOn w:val="Normal"/>
     <w:link w:val="HeaderChar"/>
-    <w:rsid w:val="00A86E43"/>
+    <w:rsid w:val="00B61134"/>
     <w:pPr>
       <w:tabs>
         <w:tab w:val="left" w:pos="5040"/>
@@ -6496,7 +6482,7 @@
     <w:name w:val="footer"/>
     <w:basedOn w:val="Normal"/>
     <w:link w:val="FooterChar"/>
-    <w:rsid w:val="00A86E43"/>
+    <w:rsid w:val="00B61134"/>
     <w:pPr>
       <w:pBdr>
         <w:top w:val="single" w:sz="4" w:space="1" w:color="auto"/>
@@ -6554,7 +6540,7 @@
   </w:style>
   <w:style w:type="character" w:styleId="Hyperlink">
     <w:name w:val="Hyperlink"/>
-    <w:rsid w:val="00A86E43"/>
+    <w:rsid w:val="00B61134"/>
     <w:rPr>
       <w:color w:val="0000FF"/>
       <w:u w:val="single"/>
@@ -6562,7 +6548,7 @@
   </w:style>
   <w:style w:type="character" w:styleId="FollowedHyperlink">
     <w:name w:val="FollowedHyperlink"/>
-    <w:rsid w:val="00A86E43"/>
+    <w:rsid w:val="00B61134"/>
     <w:rPr>
       <w:color w:val="800080"/>
       <w:u w:val="single"/>
@@ -6610,7 +6596,7 @@
   <w:style w:type="paragraph" w:customStyle="1" w:styleId="NumberedHeading2">
     <w:name w:val="Numbered Heading 2"/>
     <w:basedOn w:val="Normal"/>
-    <w:rsid w:val="00A86E43"/>
+    <w:rsid w:val="00B61134"/>
     <w:pPr>
       <w:numPr>
         <w:numId w:val="1"/>
@@ -6620,7 +6606,7 @@
   <w:style w:type="paragraph" w:customStyle="1" w:styleId="Outlinenumbering">
     <w:name w:val="Outline numbering"/>
     <w:basedOn w:val="Normal"/>
-    <w:rsid w:val="00A86E43"/>
+    <w:rsid w:val="00B61134"/>
     <w:pPr>
       <w:numPr>
         <w:numId w:val="2"/>
@@ -6638,7 +6624,7 @@
   <w:style w:type="character" w:styleId="PageNumber">
     <w:name w:val="page number"/>
     <w:basedOn w:val="DefaultParagraphFont"/>
-    <w:rsid w:val="00A86E43"/>
+    <w:rsid w:val="00B61134"/>
   </w:style>
   <w:style w:type="character" w:styleId="PlaceholderText">
     <w:name w:val="Placeholder Text"/>
@@ -6678,7 +6664,7 @@
     <w:uiPriority w:val="39"/>
     <w:unhideWhenUsed/>
     <w:qFormat/>
-    <w:rsid w:val="00A86E43"/>
+    <w:rsid w:val="00B61134"/>
     <w:pPr>
       <w:keepLines/>
       <w:spacing w:after="0" w:line="259" w:lineRule="auto"/>
@@ -6695,7 +6681,7 @@
     <w:name w:val="Code"/>
     <w:basedOn w:val="Normal"/>
     <w:qFormat/>
-    <w:rsid w:val="00A86E43"/>
+    <w:rsid w:val="00B61134"/>
     <w:pPr>
       <w:spacing w:before="80" w:line="240" w:lineRule="auto"/>
     </w:pPr>
@@ -6711,7 +6697,7 @@
     <w:uiPriority w:val="39"/>
     <w:semiHidden/>
     <w:unhideWhenUsed/>
-    <w:rsid w:val="00A86E43"/>
+    <w:rsid w:val="00B61134"/>
     <w:pPr>
       <w:spacing w:after="100" w:line="240" w:lineRule="auto"/>
     </w:pPr>
@@ -6724,7 +6710,7 @@
     <w:uiPriority w:val="39"/>
     <w:semiHidden/>
     <w:unhideWhenUsed/>
-    <w:rsid w:val="00A86E43"/>
+    <w:rsid w:val="00B61134"/>
     <w:pPr>
       <w:spacing w:after="100" w:line="240" w:lineRule="auto"/>
       <w:ind w:left="202"/>
@@ -6738,7 +6724,7 @@
     <w:uiPriority w:val="39"/>
     <w:semiHidden/>
     <w:unhideWhenUsed/>
-    <w:rsid w:val="00A86E43"/>
+    <w:rsid w:val="00B61134"/>
     <w:pPr>
       <w:spacing w:after="100" w:line="240" w:lineRule="auto"/>
       <w:ind w:left="403"/>
@@ -6951,6 +6937,7 @@
     <w:rsid w:val="00997772"/>
     <w:rsid w:val="00AB0CDD"/>
     <w:rsid w:val="00BC6262"/>
+    <w:rsid w:val="00CA24D7"/>
   </w:rsids>
   <m:mathPr>
     <m:mathFont m:val="Cambria Math"/>
